--- a/Lenguaje/Phonology.docx
+++ b/Lenguaje/Phonology.docx
@@ -3115,25 +3115,14 @@
           <w:lang w:val="en-GB"/>
         </w:rPr>
       </w:pPr>
-      <w:proofErr w:type="gramStart"/>
-      <w:r>
-        <w:rPr>
-          <w:rFonts w:asciiTheme="majorHAnsi" w:eastAsiaTheme="majorHAnsi" w:hAnsiTheme="majorHAnsi" w:cs="Microsoft GothicNeo"/>
-          <w:sz w:val="18"/>
-          <w:szCs w:val="18"/>
-          <w:lang w:val="en-GB"/>
-        </w:rPr>
-        <w:t>B,C</w:t>
-      </w:r>
-      <w:proofErr w:type="gramEnd"/>
-      <w:r>
-        <w:rPr>
-          <w:rFonts w:asciiTheme="majorHAnsi" w:eastAsiaTheme="majorHAnsi" w:hAnsiTheme="majorHAnsi" w:cs="Microsoft GothicNeo"/>
-          <w:sz w:val="18"/>
-          <w:szCs w:val="18"/>
-          <w:lang w:val="en-GB"/>
-        </w:rPr>
-        <w:t>,Ct,Ck,D,Dt,F,G,H,J,K,L,LL,M,N,</w:t>
+      <w:r>
+        <w:rPr>
+          <w:rFonts w:asciiTheme="majorHAnsi" w:eastAsiaTheme="majorHAnsi" w:hAnsiTheme="majorHAnsi" w:cs="Microsoft GothicNeo"/>
+          <w:sz w:val="18"/>
+          <w:szCs w:val="18"/>
+          <w:lang w:val="en-GB"/>
+        </w:rPr>
+        <w:t>B,C,Ct,Ck,D,Dt,F,G,H,J,K,L,LL,M,N,</w:t>
       </w:r>
       <w:r>
         <w:rPr>
@@ -3855,6 +3844,24 @@
       </w:r>
       <w:r>
         <w:rPr>
+          <w:rFonts w:asciiTheme="majorHAnsi" w:eastAsiaTheme="majorHAnsi" w:hAnsiTheme="majorHAnsi" w:cs="Microsoft GothicNeo" w:hint="eastAsia"/>
+          <w:sz w:val="18"/>
+          <w:szCs w:val="18"/>
+          <w:lang w:val="en-GB"/>
+        </w:rPr>
+        <w:t xml:space="preserve">、否定词 </w:t>
+      </w:r>
+      <w:r>
+        <w:rPr>
+          <w:rFonts w:asciiTheme="majorHAnsi" w:eastAsiaTheme="majorHAnsi" w:hAnsiTheme="majorHAnsi" w:cs="Microsoft GothicNeo" w:hint="eastAsia"/>
+          <w:sz w:val="18"/>
+          <w:szCs w:val="18"/>
+          <w:lang w:val="en-GB"/>
+        </w:rPr>
+        <w:t>no</w:t>
+      </w:r>
+      <w:r>
+        <w:rPr>
           <w:rFonts w:asciiTheme="majorHAnsi" w:eastAsiaTheme="majorHAnsi" w:hAnsiTheme="majorHAnsi" w:cs="Microsoft GothicNeo"/>
           <w:sz w:val="18"/>
           <w:szCs w:val="18"/>
@@ -3866,7 +3873,7 @@
     <w:p>
       <w:pPr>
         <w:rPr>
-          <w:rFonts w:asciiTheme="majorHAnsi" w:eastAsiaTheme="majorHAnsi" w:hAnsiTheme="majorHAnsi" w:cs="Microsoft GothicNeo"/>
+          <w:rFonts w:asciiTheme="majorHAnsi" w:eastAsiaTheme="majorHAnsi" w:hAnsiTheme="majorHAnsi" w:cs="Microsoft GothicNeo" w:hint="eastAsia"/>
           <w:sz w:val="18"/>
           <w:szCs w:val="18"/>
           <w:lang w:val="en-GB"/>
@@ -3888,17 +3895,29 @@
           <w:szCs w:val="18"/>
           <w:lang w:val="en-GB"/>
         </w:rPr>
-        <w:t xml:space="preserve"> 复数形式 暂时不定， 会关系到复数冠词和</w:t>
-      </w:r>
-      <w:r>
-        <w:rPr>
-          <w:rFonts w:asciiTheme="majorHAnsi" w:eastAsiaTheme="majorHAnsi" w:hAnsiTheme="majorHAnsi" w:cs="Microsoft GothicNeo"/>
-          <w:sz w:val="18"/>
-          <w:szCs w:val="18"/>
-          <w:lang w:val="en-GB"/>
-        </w:rPr>
-        <w:t>人称、宾格等</w:t>
-      </w:r>
+        <w:t xml:space="preserve"> 复数形式</w:t>
+      </w:r>
+      <w:r>
+        <w:rPr>
+          <w:rFonts w:asciiTheme="majorHAnsi" w:eastAsiaTheme="majorHAnsi" w:hAnsiTheme="majorHAnsi" w:cs="Microsoft GothicNeo" w:hint="eastAsia"/>
+          <w:sz w:val="18"/>
+          <w:szCs w:val="18"/>
+          <w:lang w:val="en-GB"/>
+        </w:rPr>
+        <w:t>可见</w:t>
+      </w:r>
+      <w:hyperlink r:id="rId4" w:history="1">
+        <w:r>
+          <w:rPr>
+            <w:rStyle w:val="Hipervnculo"/>
+            <w:rFonts w:asciiTheme="majorHAnsi" w:eastAsiaTheme="majorHAnsi" w:hAnsiTheme="majorHAnsi" w:cs="Microsoft GothicNeo" w:hint="eastAsia"/>
+            <w:sz w:val="18"/>
+            <w:szCs w:val="18"/>
+            <w:lang w:val="en-GB"/>
+          </w:rPr>
+          <w:t>SpeUse</w:t>
+        </w:r>
+      </w:hyperlink>
     </w:p>
     <w:p>
       <w:pPr>
@@ -3962,27 +3981,7 @@
           <w:szCs w:val="18"/>
           <w:lang w:val="en-GB"/>
         </w:rPr>
-        <w:t>SOV，取决于地区以及句中的第三</w:t>
-      </w:r>
-      <w:proofErr w:type="gramStart"/>
-      <w:r>
-        <w:rPr>
-          <w:rFonts w:asciiTheme="majorHAnsi" w:eastAsiaTheme="majorHAnsi" w:hAnsiTheme="majorHAnsi" w:cs="Microsoft GothicNeo"/>
-          <w:sz w:val="18"/>
-          <w:szCs w:val="18"/>
-          <w:lang w:val="en-GB"/>
-        </w:rPr>
-        <w:t>格变化</w:t>
-      </w:r>
-      <w:proofErr w:type="gramEnd"/>
-      <w:r>
-        <w:rPr>
-          <w:rFonts w:asciiTheme="majorHAnsi" w:eastAsiaTheme="majorHAnsi" w:hAnsiTheme="majorHAnsi" w:cs="Microsoft GothicNeo"/>
-          <w:sz w:val="18"/>
-          <w:szCs w:val="18"/>
-          <w:lang w:val="en-GB"/>
-        </w:rPr>
-        <w:t>或者动词的表意。</w:t>
+        <w:t>SOV，取决于地区以及句中的第三格变化或者动词的表意。</w:t>
       </w:r>
     </w:p>
     <w:p>
@@ -4429,7 +4428,7 @@
           <w:lang w:val="en-GB"/>
         </w:rPr>
       </w:pPr>
-      <w:hyperlink r:id="rId4" w:history="1">
+      <w:hyperlink r:id="rId5" w:history="1">
         <w:r>
           <w:rPr>
             <w:rStyle w:val="Hipervnculo"/>
@@ -4491,7 +4490,7 @@
           <w:lang w:val="en-GB"/>
         </w:rPr>
       </w:pPr>
-      <w:hyperlink r:id="rId5" w:history="1">
+      <w:hyperlink r:id="rId6" w:history="1">
         <w:r>
           <w:rPr>
             <w:rStyle w:val="Hipervnculo"/>
@@ -4532,7 +4531,7 @@
           <w:lang w:val="en-GB"/>
         </w:rPr>
       </w:pPr>
-      <w:hyperlink r:id="rId6" w:history="1">
+      <w:hyperlink r:id="rId7" w:history="1">
         <w:r>
           <w:rPr>
             <w:rStyle w:val="Hipervnculo"/>
@@ -4573,7 +4572,7 @@
           <w:lang w:val="en-GB"/>
         </w:rPr>
       </w:pPr>
-      <w:hyperlink r:id="rId7" w:history="1">
+      <w:hyperlink r:id="rId8" w:history="1">
         <w:r>
           <w:rPr>
             <w:rStyle w:val="Hipervnculo"/>
